--- a/public/PTK.docx
+++ b/public/PTK.docx
@@ -129,7 +129,7 @@
                                 <w:szCs w:val="36"/>
                                 <w:cs/>
                               </w:rPr>
-                              <w:t xml:space="preserve"> </w:t>
+                              <w:t xml:space="preserve"/>
                             </w:r>
                             <w:r>
                               <w:rPr>
@@ -254,7 +254,7 @@
                           <w:szCs w:val="36"/>
                           <w:cs/>
                         </w:rPr>
-                        <w:t xml:space="preserve"> </w:t>
+                        <w:t xml:space="preserve"/>
                       </w:r>
                       <w:r>
                         <w:rPr>
